--- a/wada-tue-scoping-review/manuscripts/BJSM_Response_Letter_Japanese.docx
+++ b/wada-tue-scoping-review/manuscripts/BJSM_Response_Letter_Japanese.docx
@@ -585,6 +585,19 @@
           <w:i w:val="0"/>
           <w:sz w:val="22"/>
         </w:rPr>
+        <w:t>根本的な点を強調したいと思います：TUE経路の存在それ自体は、エビデンスに基づく医療への公平なアクセスを保証するものではありません。現行制度はアスリートに対し、標準治療を受けるために複雑な規制をナビゲートし、専門家の文書を確保し、例外を請願する負担を課しています。アンチ・ドーピング規制と自身の疾患の薬物療法の両方に精通したスポーツドクターにアクセスできるアスリートは限られています；大多数はWADA規則に不慣れな一般開業医や専門医に治療されています。我々は、標準的臨床治療が全てのアスリートにとっての基本的権利であるべきであり、制限は物質が治療的回復を超える明確なパフォーマンス向上効果をもたらす場合にのみ適用されるべきだと主張します。アスリートに課される治療ストレス──規制上の不確実性、行政的負担、これらの制度をナビゲートする際の心理的苦痛──は、それ自体が我々のレビューがより広い注目を集めることを目的とする重大かつ十分に認識されていない害です。</w:t>
+      </w:r>
+    </w:p>
+    <w:p>
+      <w:pPr>
+        <w:spacing w:before="0" w:after="80"/>
+      </w:pPr>
+      <w:r>
+        <w:rPr>
+          <w:b w:val="0"/>
+          <w:i w:val="0"/>
+          <w:sz w:val="22"/>
+        </w:rPr>
         <w:t>Strength and Conditioning Journalへの投稿を進めます。完全なスコーピングレビュー形式（5,000〜8,000語）により、両査読者のコメントが示唆する包括的な取り扱いが可能です。SCJ原稿には、サルブタモール分析の拡充、より詳細なGLP-1議論、最近のTUEガイドライン更新の認知、そして──重要なことに──著者の実体験に基づくTUEアクセスの管轄間変動に関する新規セクションを含めています。</w:t>
       </w:r>
     </w:p>
